--- a/output/docx/CRUDLaboratorios.docx
+++ b/output/docx/CRUDLaboratorios.docx
@@ -197,7 +197,7 @@
               <w:rPr>
                 <w:sz w:val="18"/>
               </w:rPr>
-              <w:t>superAdmin: seleciona opcao 'Laboratories' no menu Settings</w:t>
+              <w:t>superAdmin: seleciona opção 'Laboratories' no menu Settings</w:t>
             </w:r>
           </w:p>
         </w:tc>
@@ -229,7 +229,7 @@
               <w:rPr>
                 <w:sz w:val="18"/>
               </w:rPr>
-              <w:t>superAdmin: seleciona o botao 'Create Laboratories'</w:t>
+              <w:t>superAdmin: seleciona o botão 'Create Laboratories'</w:t>
             </w:r>
           </w:p>
         </w:tc>
@@ -271,7 +271,7 @@
               <w:rPr>
                 <w:sz w:val="18"/>
               </w:rPr>
-              <w:t>SYSTEM exibe pagina com dados do novo Laboratório e mensagem que um novo entrada foi adicionado</w:t>
+              <w:t>SYSTEM exibe página com dados do novo Laboratório e mensagem que um novo entrada foi adicionado</w:t>
             </w:r>
           </w:p>
         </w:tc>
@@ -293,17 +293,17 @@
               <w:rPr>
                 <w:sz w:val="18"/>
               </w:rPr>
-              <w:t>superAdmin: seleciona opcao 'Laboratories' no menu Settings</w:t>
-            </w:r>
-          </w:p>
-        </w:tc>
-        <w:tc>
-          <w:p>
-            <w:r>
-              <w:rPr>
-                <w:sz w:val="18"/>
-              </w:rPr>
-              <w:t>SYSTEM exibe lista de laboratorios</w:t>
+              <w:t>superAdmin: seleciona opção 'Laboratories' no menu Settings</w:t>
+            </w:r>
+          </w:p>
+        </w:tc>
+        <w:tc>
+          <w:p>
+            <w:r>
+              <w:rPr>
+                <w:sz w:val="18"/>
+              </w:rPr>
+              <w:t>SYSTEM exibe lista de laboratórios</w:t>
             </w:r>
           </w:p>
         </w:tc>
@@ -335,7 +335,7 @@
               <w:rPr>
                 <w:sz w:val="18"/>
               </w:rPr>
-              <w:t>SYSTEM exibe dados do Laboratorio e lista de usuarios associados a este</w:t>
+              <w:t>SYSTEM exibe dados do Laboratório e lista de usuários associados a este</w:t>
             </w:r>
           </w:p>
         </w:tc>
@@ -367,7 +367,7 @@
               <w:rPr>
                 <w:sz w:val="18"/>
               </w:rPr>
-              <w:t>SYSTEM retorna a lista de laboratorios</w:t>
+              <w:t>SYSTEM retorna a lista de laboratórios</w:t>
             </w:r>
           </w:p>
         </w:tc>
@@ -388,7 +388,7 @@
           <w:sz w:val="24"/>
           <w:color w:val="2B6CB0"/>
         </w:rPr>
-        <w:t>[TC2] Alternative Flow 1: Campo fora da formatacao esperada, e.g, Country = xx</w:t>
+        <w:t>[TC2] Alternative Flow 1: Campo fora da formatação esperada, e.g, Country = xx</w:t>
       </w:r>
     </w:p>
     <w:p>
@@ -515,7 +515,7 @@
               <w:rPr>
                 <w:sz w:val="18"/>
               </w:rPr>
-              <w:t>superAdmin: seleciona opcao 'Laboratories' no menu Settings</w:t>
+              <w:t>superAdmin: seleciona opção 'Laboratories' no menu Settings</w:t>
             </w:r>
           </w:p>
         </w:tc>
@@ -547,7 +547,7 @@
               <w:rPr>
                 <w:sz w:val="18"/>
               </w:rPr>
-              <w:t>superAdmin: seleciona o botao 'Create Laboratories'</w:t>
+              <w:t>superAdmin: seleciona o botão 'Create Laboratories'</w:t>
             </w:r>
           </w:p>
         </w:tc>
@@ -589,7 +589,7 @@
               <w:rPr>
                 <w:sz w:val="18"/>
               </w:rPr>
-              <w:t>SYSTEM exibe mensagem informando que os dados nao correspondem a formatação esperada</w:t>
+              <w:t>SYSTEM exibe mensagem informando que os dados não correspondem a formatação esperada</w:t>
             </w:r>
           </w:p>
         </w:tc>
@@ -621,7 +621,7 @@
               <w:rPr>
                 <w:sz w:val="18"/>
               </w:rPr>
-              <w:t>SYSTEM exibe pagina com dados do novo Laboratório e mensagem que um novo entrada foi adicionado</w:t>
+              <w:t>SYSTEM exibe página com dados do novo Laboratório e mensagem que um novo entrada foi adicionado</w:t>
             </w:r>
           </w:p>
         </w:tc>
@@ -643,17 +643,17 @@
               <w:rPr>
                 <w:sz w:val="18"/>
               </w:rPr>
-              <w:t>superAdmin: seleciona opcao 'Laboratories' no menu Settings</w:t>
-            </w:r>
-          </w:p>
-        </w:tc>
-        <w:tc>
-          <w:p>
-            <w:r>
-              <w:rPr>
-                <w:sz w:val="18"/>
-              </w:rPr>
-              <w:t>SYSTEM exibe lista de laboratorios</w:t>
+              <w:t>superAdmin: seleciona opção 'Laboratories' no menu Settings</w:t>
+            </w:r>
+          </w:p>
+        </w:tc>
+        <w:tc>
+          <w:p>
+            <w:r>
+              <w:rPr>
+                <w:sz w:val="18"/>
+              </w:rPr>
+              <w:t>SYSTEM exibe lista de laboratórios</w:t>
             </w:r>
           </w:p>
         </w:tc>
@@ -685,7 +685,7 @@
               <w:rPr>
                 <w:sz w:val="18"/>
               </w:rPr>
-              <w:t>SYSTEM exibe dados do Laboratorio e lista de usuarios associados a este</w:t>
+              <w:t>SYSTEM exibe dados do Laboratório e lista de usuários associados a este</w:t>
             </w:r>
           </w:p>
         </w:tc>
@@ -717,7 +717,7 @@
               <w:rPr>
                 <w:sz w:val="18"/>
               </w:rPr>
-              <w:t>SYSTEM retorna a lista de laboratorios</w:t>
+              <w:t>SYSTEM retorna a lista de laboratórios</w:t>
             </w:r>
           </w:p>
         </w:tc>
@@ -738,7 +738,7 @@
           <w:sz w:val="24"/>
           <w:color w:val="2B6CB0"/>
         </w:rPr>
-        <w:t>[TC3] Alternative Flow 2: Cancela criacao</w:t>
+        <w:t>[TC3] Alternative Flow 2: Cancela criação</w:t>
       </w:r>
     </w:p>
     <w:p>
@@ -865,7 +865,7 @@
               <w:rPr>
                 <w:sz w:val="18"/>
               </w:rPr>
-              <w:t>superAdmin: seleciona opcao 'Laboratories' no menu Settings</w:t>
+              <w:t>superAdmin: seleciona opção 'Laboratories' no menu Settings</w:t>
             </w:r>
           </w:p>
         </w:tc>
@@ -897,7 +897,7 @@
               <w:rPr>
                 <w:sz w:val="18"/>
               </w:rPr>
-              <w:t>superAdmin: seleciona o botao 'Create Laboratories'</w:t>
+              <w:t>superAdmin: seleciona o botão 'Create Laboratories'</w:t>
             </w:r>
           </w:p>
         </w:tc>
@@ -929,7 +929,7 @@
               <w:rPr>
                 <w:sz w:val="18"/>
               </w:rPr>
-              <w:t>superAdmin: cancela criacao</w:t>
+              <w:t>superAdmin: cancela criação</w:t>
             </w:r>
           </w:p>
         </w:tc>
@@ -961,7 +961,7 @@
               <w:rPr>
                 <w:sz w:val="18"/>
               </w:rPr>
-              <w:t>superAdmin: seleciona o botao 'Create Laboratories'</w:t>
+              <w:t>superAdmin: seleciona o botão 'Create Laboratories'</w:t>
             </w:r>
           </w:p>
         </w:tc>
@@ -1003,7 +1003,7 @@
               <w:rPr>
                 <w:sz w:val="18"/>
               </w:rPr>
-              <w:t>SYSTEM exibe pagina com dados do novo Laboratório e mensagem que um novo entrada foi adicionado</w:t>
+              <w:t>SYSTEM exibe página com dados do novo Laboratório e mensagem que um novo entrada foi adicionado</w:t>
             </w:r>
           </w:p>
         </w:tc>
@@ -1025,17 +1025,17 @@
               <w:rPr>
                 <w:sz w:val="18"/>
               </w:rPr>
-              <w:t>superAdmin: seleciona opcao 'Laboratories' no menu Settings</w:t>
-            </w:r>
-          </w:p>
-        </w:tc>
-        <w:tc>
-          <w:p>
-            <w:r>
-              <w:rPr>
-                <w:sz w:val="18"/>
-              </w:rPr>
-              <w:t>SYSTEM exibe lista de laboratorios</w:t>
+              <w:t>superAdmin: seleciona opção 'Laboratories' no menu Settings</w:t>
+            </w:r>
+          </w:p>
+        </w:tc>
+        <w:tc>
+          <w:p>
+            <w:r>
+              <w:rPr>
+                <w:sz w:val="18"/>
+              </w:rPr>
+              <w:t>SYSTEM exibe lista de laboratórios</w:t>
             </w:r>
           </w:p>
         </w:tc>
@@ -1067,7 +1067,7 @@
               <w:rPr>
                 <w:sz w:val="18"/>
               </w:rPr>
-              <w:t>SYSTEM exibe dados do Laboratorio e lista de usuarios associados a este</w:t>
+              <w:t>SYSTEM exibe dados do Laboratório e lista de usuários associados a este</w:t>
             </w:r>
           </w:p>
         </w:tc>
@@ -1099,7 +1099,7 @@
               <w:rPr>
                 <w:sz w:val="18"/>
               </w:rPr>
-              <w:t>SYSTEM retorna a lista de laboratorios</w:t>
+              <w:t>SYSTEM retorna a lista de laboratórios</w:t>
             </w:r>
           </w:p>
         </w:tc>
@@ -1247,7 +1247,7 @@
               <w:rPr>
                 <w:sz w:val="18"/>
               </w:rPr>
-              <w:t>superAdmin: seleciona opcao 'Laboratories' no menu Settings</w:t>
+              <w:t>superAdmin: seleciona opção 'Laboratories' no menu Settings</w:t>
             </w:r>
           </w:p>
         </w:tc>
@@ -1279,7 +1279,7 @@
               <w:rPr>
                 <w:sz w:val="18"/>
               </w:rPr>
-              <w:t>superAdmin: seleciona o botao 'Create Laboratories'</w:t>
+              <w:t>superAdmin: seleciona o botão 'Create Laboratories'</w:t>
             </w:r>
           </w:p>
         </w:tc>
@@ -1321,7 +1321,7 @@
               <w:rPr>
                 <w:sz w:val="18"/>
               </w:rPr>
-              <w:t>SYSTEM exibe pagina com dados do novo Laboratório e mensagem que um novo entrada foi adicionado</w:t>
+              <w:t>SYSTEM exibe página com dados do novo Laboratório e mensagem que um novo entrada foi adicionado</w:t>
             </w:r>
           </w:p>
         </w:tc>
@@ -1343,17 +1343,17 @@
               <w:rPr>
                 <w:sz w:val="18"/>
               </w:rPr>
-              <w:t>superAdmin: seleciona opcao 'Laboratories' no menu Settings</w:t>
-            </w:r>
-          </w:p>
-        </w:tc>
-        <w:tc>
-          <w:p>
-            <w:r>
-              <w:rPr>
-                <w:sz w:val="18"/>
-              </w:rPr>
-              <w:t>SYSTEM exibe lista de laboratorios</w:t>
+              <w:t>superAdmin: seleciona opção 'Laboratories' no menu Settings</w:t>
+            </w:r>
+          </w:p>
+        </w:tc>
+        <w:tc>
+          <w:p>
+            <w:r>
+              <w:rPr>
+                <w:sz w:val="18"/>
+              </w:rPr>
+              <w:t>SYSTEM exibe lista de laboratórios</w:t>
             </w:r>
           </w:p>
         </w:tc>
@@ -1385,7 +1385,7 @@
               <w:rPr>
                 <w:sz w:val="18"/>
               </w:rPr>
-              <w:t>SYSTEM exibe dados do Laboratorio e lista de usuarios associados a este</w:t>
+              <w:t>SYSTEM exibe dados do Laboratório e lista de usuários associados a este</w:t>
             </w:r>
           </w:p>
         </w:tc>
@@ -1407,7 +1407,7 @@
               <w:rPr>
                 <w:sz w:val="18"/>
               </w:rPr>
-              <w:t>superAdmin: clica no botao 'Edit'</w:t>
+              <w:t>superAdmin: clica no botão 'Edit'</w:t>
             </w:r>
           </w:p>
         </w:tc>
@@ -1439,7 +1439,7 @@
               <w:rPr>
                 <w:sz w:val="18"/>
               </w:rPr>
-              <w:t>superAdmin: preenche os novos valores e pressiona o botao 'Update</w:t>
+              <w:t>superAdmin: preenche os novos valores e pressiona o botão 'Update</w:t>
             </w:r>
           </w:p>
         </w:tc>
@@ -1471,7 +1471,7 @@
               <w:rPr>
                 <w:sz w:val="18"/>
               </w:rPr>
-              <w:t>superAdmin: seleciona o botao 'Create Laboratories'</w:t>
+              <w:t>superAdmin: seleciona o botão 'Create Laboratories'</w:t>
             </w:r>
           </w:p>
         </w:tc>
@@ -1513,7 +1513,7 @@
               <w:rPr>
                 <w:sz w:val="18"/>
               </w:rPr>
-              <w:t>SYSTEM exibe pagina com dados do novo Laboratório e mensagem que um novo entrada foi adicionado</w:t>
+              <w:t>SYSTEM exibe página com dados do novo Laboratório e mensagem que um novo entrada foi adicionado</w:t>
             </w:r>
           </w:p>
         </w:tc>
@@ -1535,17 +1535,17 @@
               <w:rPr>
                 <w:sz w:val="18"/>
               </w:rPr>
-              <w:t>superAdmin: seleciona opcao 'Laboratories' no menu Settings</w:t>
-            </w:r>
-          </w:p>
-        </w:tc>
-        <w:tc>
-          <w:p>
-            <w:r>
-              <w:rPr>
-                <w:sz w:val="18"/>
-              </w:rPr>
-              <w:t>SYSTEM exibe lista de laboratorios</w:t>
+              <w:t>superAdmin: seleciona opção 'Laboratories' no menu Settings</w:t>
+            </w:r>
+          </w:p>
+        </w:tc>
+        <w:tc>
+          <w:p>
+            <w:r>
+              <w:rPr>
+                <w:sz w:val="18"/>
+              </w:rPr>
+              <w:t>SYSTEM exibe lista de laboratórios</w:t>
             </w:r>
           </w:p>
         </w:tc>
@@ -1577,7 +1577,7 @@
               <w:rPr>
                 <w:sz w:val="18"/>
               </w:rPr>
-              <w:t>SYSTEM exibe dados do Laboratorio e lista de usuarios associados a este</w:t>
+              <w:t>SYSTEM exibe dados do Laboratório e lista de usuários associados a este</w:t>
             </w:r>
           </w:p>
         </w:tc>
@@ -1609,7 +1609,7 @@
               <w:rPr>
                 <w:sz w:val="18"/>
               </w:rPr>
-              <w:t>SYSTEM retorna a lista de laboratorios</w:t>
+              <w:t>SYSTEM retorna a lista de laboratórios</w:t>
             </w:r>
           </w:p>
         </w:tc>
@@ -1630,7 +1630,7 @@
           <w:sz w:val="24"/>
           <w:color w:val="2B6CB0"/>
         </w:rPr>
-        <w:t>[TC5] Alternative Flow 4: Nome de Laboratorio já existente</w:t>
+        <w:t>[TC5] Alternative Flow 4: Nome de Laboratório já existente</w:t>
       </w:r>
     </w:p>
     <w:p>
@@ -1757,7 +1757,7 @@
               <w:rPr>
                 <w:sz w:val="18"/>
               </w:rPr>
-              <w:t>superAdmin: seleciona opcao 'Laboratories' no menu Settings</w:t>
+              <w:t>superAdmin: seleciona opção 'Laboratories' no menu Settings</w:t>
             </w:r>
           </w:p>
         </w:tc>
@@ -1789,7 +1789,7 @@
               <w:rPr>
                 <w:sz w:val="18"/>
               </w:rPr>
-              <w:t>superAdmin: seleciona o botao 'Create Laboratories'</w:t>
+              <w:t>superAdmin: seleciona o botão 'Create Laboratories'</w:t>
             </w:r>
           </w:p>
         </w:tc>
@@ -1821,17 +1821,17 @@
               <w:rPr>
                 <w:sz w:val="18"/>
               </w:rPr>
-              <w:t xml:space="preserve">superAdmin: preenche o campo 'Name' com um nome de laboratorio ja existente. Preenche corretamente os campos 'Country' e 'Description' e pressiona o botao 'Create' </w:t>
-            </w:r>
-          </w:p>
-        </w:tc>
-        <w:tc>
-          <w:p>
-            <w:r>
-              <w:rPr>
-                <w:sz w:val="18"/>
-              </w:rPr>
-              <w:t>SYSTEM exibe mensagem informando que ja existe laboratório cadastrado com esse nome</w:t>
+              <w:t xml:space="preserve">superAdmin: preenche o campo 'Name' com um nome de laboratório jã existente. Preenche corretamente os campos 'Country' e 'Description' e pressiona o botão 'Create' </w:t>
+            </w:r>
+          </w:p>
+        </w:tc>
+        <w:tc>
+          <w:p>
+            <w:r>
+              <w:rPr>
+                <w:sz w:val="18"/>
+              </w:rPr>
+              <w:t>SYSTEM exibe mensagem informando que já existe laboratório cadastrado com esse nome</w:t>
             </w:r>
           </w:p>
         </w:tc>
@@ -1863,7 +1863,7 @@
               <w:rPr>
                 <w:sz w:val="18"/>
               </w:rPr>
-              <w:t>SYSTEM exibe pagina com dados do novo Laboratório e mensagem que um novo entrada foi adicionado</w:t>
+              <w:t>SYSTEM exibe página com dados do novo Laboratório e mensagem que um novo entrada foi adicionado</w:t>
             </w:r>
           </w:p>
         </w:tc>
@@ -1885,17 +1885,17 @@
               <w:rPr>
                 <w:sz w:val="18"/>
               </w:rPr>
-              <w:t>superAdmin: seleciona opcao 'Laboratories' no menu Settings</w:t>
-            </w:r>
-          </w:p>
-        </w:tc>
-        <w:tc>
-          <w:p>
-            <w:r>
-              <w:rPr>
-                <w:sz w:val="18"/>
-              </w:rPr>
-              <w:t>SYSTEM exibe lista de laboratorios</w:t>
+              <w:t>superAdmin: seleciona opção 'Laboratories' no menu Settings</w:t>
+            </w:r>
+          </w:p>
+        </w:tc>
+        <w:tc>
+          <w:p>
+            <w:r>
+              <w:rPr>
+                <w:sz w:val="18"/>
+              </w:rPr>
+              <w:t>SYSTEM exibe lista de laboratórios</w:t>
             </w:r>
           </w:p>
         </w:tc>
@@ -1927,7 +1927,7 @@
               <w:rPr>
                 <w:sz w:val="18"/>
               </w:rPr>
-              <w:t>SYSTEM exibe dados do Laboratorio e lista de usuarios associados a este</w:t>
+              <w:t>SYSTEM exibe dados do Laboratório e lista de usuários associados a este</w:t>
             </w:r>
           </w:p>
         </w:tc>
@@ -1959,7 +1959,7 @@
               <w:rPr>
                 <w:sz w:val="18"/>
               </w:rPr>
-              <w:t>SYSTEM retorna a lista de laboratorios</w:t>
+              <w:t>SYSTEM retorna a lista de laboratórios</w:t>
             </w:r>
           </w:p>
         </w:tc>

--- a/output/docx/CRUDLaboratorios.docx
+++ b/output/docx/CRUDLaboratorios.docx
@@ -229,7 +229,7 @@
               <w:rPr>
                 <w:sz w:val="18"/>
               </w:rPr>
-              <w:t>superAdmin: seleciona o botão 'Create Laboratories'</w:t>
+              <w:t>superAdmin: seleciona o botão 'Create Laboratories', situado no lado direito inferior da tela</w:t>
             </w:r>
           </w:p>
         </w:tc>
@@ -547,7 +547,7 @@
               <w:rPr>
                 <w:sz w:val="18"/>
               </w:rPr>
-              <w:t>superAdmin: seleciona o botão 'Create Laboratories'</w:t>
+              <w:t>superAdmin: seleciona o botão 'Create Laboratories', situado no lado direito inferior da tela</w:t>
             </w:r>
           </w:p>
         </w:tc>
@@ -897,7 +897,7 @@
               <w:rPr>
                 <w:sz w:val="18"/>
               </w:rPr>
-              <w:t>superAdmin: seleciona o botão 'Create Laboratories'</w:t>
+              <w:t>superAdmin: seleciona o botão 'Create Laboratories', situado no lado direito inferior da tela</w:t>
             </w:r>
           </w:p>
         </w:tc>
@@ -961,7 +961,7 @@
               <w:rPr>
                 <w:sz w:val="18"/>
               </w:rPr>
-              <w:t>superAdmin: seleciona o botão 'Create Laboratories'</w:t>
+              <w:t>superAdmin: seleciona o botão 'Create Laboratories', situado no lado direito inferior da tela</w:t>
             </w:r>
           </w:p>
         </w:tc>
@@ -1279,7 +1279,7 @@
               <w:rPr>
                 <w:sz w:val="18"/>
               </w:rPr>
-              <w:t>superAdmin: seleciona o botão 'Create Laboratories'</w:t>
+              <w:t>superAdmin: seleciona o botão 'Create Laboratories', situado no lado direito inferior da tela</w:t>
             </w:r>
           </w:p>
         </w:tc>
@@ -1471,7 +1471,7 @@
               <w:rPr>
                 <w:sz w:val="18"/>
               </w:rPr>
-              <w:t>superAdmin: seleciona o botão 'Create Laboratories'</w:t>
+              <w:t>superAdmin: seleciona o botão 'Create Laboratories', situado no lado direito inferior da tela</w:t>
             </w:r>
           </w:p>
         </w:tc>
@@ -1630,7 +1630,7 @@
           <w:sz w:val="24"/>
           <w:color w:val="2B6CB0"/>
         </w:rPr>
-        <w:t>[TC5] Alternative Flow 4: Nome de Laboratório já existente</w:t>
+        <w:t>[TC5] Alternative Flow 4: Deleta Laboratório</w:t>
       </w:r>
     </w:p>
     <w:p>
@@ -1789,7 +1789,517 @@
               <w:rPr>
                 <w:sz w:val="18"/>
               </w:rPr>
-              <w:t>superAdmin: seleciona o botão 'Create Laboratories'</w:t>
+              <w:t>superAdmin: seleciona o botão 'Create Laboratories', situado no lado direito inferior da tela</w:t>
+            </w:r>
+          </w:p>
+        </w:tc>
+        <w:tc>
+          <w:p>
+            <w:r>
+              <w:rPr>
+                <w:sz w:val="18"/>
+              </w:rPr>
+              <w:t>SYSTEM exibe página com campos de cadastro de novo Laboratório</w:t>
+            </w:r>
+          </w:p>
+        </w:tc>
+      </w:tr>
+      <w:tr>
+        <w:tc>
+          <w:p>
+            <w:r>
+              <w:rPr>
+                <w:sz w:val="18"/>
+              </w:rPr>
+              <w:t>3</w:t>
+            </w:r>
+          </w:p>
+        </w:tc>
+        <w:tc>
+          <w:p>
+            <w:r>
+              <w:rPr>
+                <w:sz w:val="18"/>
+              </w:rPr>
+              <w:t xml:space="preserve">superAdmin: preenche corretamente os campos 'Name', 'Country' e 'Description' e pressiona o botão 'Create' </w:t>
+            </w:r>
+          </w:p>
+        </w:tc>
+        <w:tc>
+          <w:p>
+            <w:r>
+              <w:rPr>
+                <w:sz w:val="18"/>
+              </w:rPr>
+              <w:t>SYSTEM exibe página com dados do novo Laboratório e mensagem que um novo entrada foi adicionado</w:t>
+            </w:r>
+          </w:p>
+        </w:tc>
+      </w:tr>
+      <w:tr>
+        <w:tc>
+          <w:p>
+            <w:r>
+              <w:rPr>
+                <w:sz w:val="18"/>
+              </w:rPr>
+              <w:t>4</w:t>
+            </w:r>
+          </w:p>
+        </w:tc>
+        <w:tc>
+          <w:p>
+            <w:r>
+              <w:rPr>
+                <w:sz w:val="18"/>
+              </w:rPr>
+              <w:t>superAdmin: seleciona opção 'Laboratories' no menu Settings</w:t>
+            </w:r>
+          </w:p>
+        </w:tc>
+        <w:tc>
+          <w:p>
+            <w:r>
+              <w:rPr>
+                <w:sz w:val="18"/>
+              </w:rPr>
+              <w:t>SYSTEM exibe lista de laboratórios</w:t>
+            </w:r>
+          </w:p>
+        </w:tc>
+      </w:tr>
+      <w:tr>
+        <w:tc>
+          <w:p>
+            <w:r>
+              <w:rPr>
+                <w:sz w:val="18"/>
+              </w:rPr>
+              <w:t>5</w:t>
+            </w:r>
+          </w:p>
+        </w:tc>
+        <w:tc>
+          <w:p>
+            <w:r>
+              <w:rPr>
+                <w:sz w:val="18"/>
+              </w:rPr>
+              <w:t>superAdmin: clica no nome de um Laboratório</w:t>
+            </w:r>
+          </w:p>
+        </w:tc>
+        <w:tc>
+          <w:p>
+            <w:r>
+              <w:rPr>
+                <w:sz w:val="18"/>
+              </w:rPr>
+              <w:t>SYSTEM exibe dados do Laboratório e lista de usuários associados a este</w:t>
+            </w:r>
+          </w:p>
+        </w:tc>
+      </w:tr>
+      <w:tr>
+        <w:tc>
+          <w:p>
+            <w:r>
+              <w:rPr>
+                <w:sz w:val="18"/>
+              </w:rPr>
+              <w:t>6</w:t>
+            </w:r>
+          </w:p>
+        </w:tc>
+        <w:tc>
+          <w:p>
+            <w:r>
+              <w:rPr>
+                <w:sz w:val="18"/>
+              </w:rPr>
+              <w:t>superAdmin: clica no botão 'Delete'</w:t>
+            </w:r>
+          </w:p>
+        </w:tc>
+        <w:tc>
+          <w:p>
+            <w:r>
+              <w:rPr>
+                <w:sz w:val="18"/>
+              </w:rPr>
+              <w:t>SYSTEM exibe mensagem solicitando confirmação</w:t>
+            </w:r>
+          </w:p>
+        </w:tc>
+      </w:tr>
+      <w:tr>
+        <w:tc>
+          <w:p>
+            <w:r>
+              <w:rPr>
+                <w:sz w:val="18"/>
+              </w:rPr>
+              <w:t>7</w:t>
+            </w:r>
+          </w:p>
+        </w:tc>
+        <w:tc>
+          <w:p>
+            <w:r>
+              <w:rPr>
+                <w:sz w:val="18"/>
+              </w:rPr>
+              <w:t>superAdmin: pressiona o botao OK</w:t>
+            </w:r>
+          </w:p>
+        </w:tc>
+        <w:tc>
+          <w:p>
+            <w:r>
+              <w:rPr>
+                <w:sz w:val="18"/>
+              </w:rPr>
+              <w:t>SYSTEM exibe lista de laboratórios</w:t>
+            </w:r>
+          </w:p>
+        </w:tc>
+      </w:tr>
+      <w:tr>
+        <w:tc>
+          <w:p>
+            <w:r>
+              <w:rPr>
+                <w:sz w:val="18"/>
+              </w:rPr>
+              <w:t>8</w:t>
+            </w:r>
+          </w:p>
+        </w:tc>
+        <w:tc>
+          <w:p>
+            <w:r>
+              <w:rPr>
+                <w:sz w:val="18"/>
+              </w:rPr>
+              <w:t>superAdmin: seleciona o botão 'Create Laboratories', situado no lado direito inferior da tela</w:t>
+            </w:r>
+          </w:p>
+        </w:tc>
+        <w:tc>
+          <w:p>
+            <w:r>
+              <w:rPr>
+                <w:sz w:val="18"/>
+              </w:rPr>
+              <w:t>SYSTEM exibe página com campos de cadastro de novo Laboratório</w:t>
+            </w:r>
+          </w:p>
+        </w:tc>
+      </w:tr>
+      <w:tr>
+        <w:tc>
+          <w:p>
+            <w:r>
+              <w:rPr>
+                <w:sz w:val="18"/>
+              </w:rPr>
+              <w:t>9</w:t>
+            </w:r>
+          </w:p>
+        </w:tc>
+        <w:tc>
+          <w:p>
+            <w:r>
+              <w:rPr>
+                <w:sz w:val="18"/>
+              </w:rPr>
+              <w:t xml:space="preserve">superAdmin: preenche corretamente os campos 'Name', 'Country' e 'Description' e pressiona o botão 'Create' </w:t>
+            </w:r>
+          </w:p>
+        </w:tc>
+        <w:tc>
+          <w:p>
+            <w:r>
+              <w:rPr>
+                <w:sz w:val="18"/>
+              </w:rPr>
+              <w:t>SYSTEM exibe página com dados do novo Laboratório e mensagem que um novo entrada foi adicionado</w:t>
+            </w:r>
+          </w:p>
+        </w:tc>
+      </w:tr>
+      <w:tr>
+        <w:tc>
+          <w:p>
+            <w:r>
+              <w:rPr>
+                <w:sz w:val="18"/>
+              </w:rPr>
+              <w:t>10</w:t>
+            </w:r>
+          </w:p>
+        </w:tc>
+        <w:tc>
+          <w:p>
+            <w:r>
+              <w:rPr>
+                <w:sz w:val="18"/>
+              </w:rPr>
+              <w:t>superAdmin: seleciona opção 'Laboratories' no menu Settings</w:t>
+            </w:r>
+          </w:p>
+        </w:tc>
+        <w:tc>
+          <w:p>
+            <w:r>
+              <w:rPr>
+                <w:sz w:val="18"/>
+              </w:rPr>
+              <w:t>SYSTEM exibe lista de laboratórios</w:t>
+            </w:r>
+          </w:p>
+        </w:tc>
+      </w:tr>
+      <w:tr>
+        <w:tc>
+          <w:p>
+            <w:r>
+              <w:rPr>
+                <w:sz w:val="18"/>
+              </w:rPr>
+              <w:t>11</w:t>
+            </w:r>
+          </w:p>
+        </w:tc>
+        <w:tc>
+          <w:p>
+            <w:r>
+              <w:rPr>
+                <w:sz w:val="18"/>
+              </w:rPr>
+              <w:t>superAdmin: clica no nome de um Laboratório</w:t>
+            </w:r>
+          </w:p>
+        </w:tc>
+        <w:tc>
+          <w:p>
+            <w:r>
+              <w:rPr>
+                <w:sz w:val="18"/>
+              </w:rPr>
+              <w:t>SYSTEM exibe dados do Laboratório e lista de usuários associados a este</w:t>
+            </w:r>
+          </w:p>
+        </w:tc>
+      </w:tr>
+      <w:tr>
+        <w:tc>
+          <w:p>
+            <w:r>
+              <w:rPr>
+                <w:sz w:val="18"/>
+              </w:rPr>
+              <w:t>12</w:t>
+            </w:r>
+          </w:p>
+        </w:tc>
+        <w:tc>
+          <w:p>
+            <w:r>
+              <w:rPr>
+                <w:sz w:val="18"/>
+              </w:rPr>
+              <w:t>superAdmin: clica no botão 'Cancel'</w:t>
+            </w:r>
+          </w:p>
+        </w:tc>
+        <w:tc>
+          <w:p>
+            <w:r>
+              <w:rPr>
+                <w:sz w:val="18"/>
+              </w:rPr>
+              <w:t>SYSTEM retorna a lista de laboratórios</w:t>
+            </w:r>
+          </w:p>
+        </w:tc>
+      </w:tr>
+    </w:tbl>
+    <w:p>
+      <w:r>
+        <w:br/>
+      </w:r>
+    </w:p>
+    <w:p>
+      <w:pPr>
+        <w:spacing w:before="180" w:after="60"/>
+      </w:pPr>
+      <w:r>
+        <w:rPr>
+          <w:b w:val="on"/>
+          <w:sz w:val="24"/>
+          <w:color w:val="2B6CB0"/>
+        </w:rPr>
+        <w:t>[TC6] Alternative Flow 5: Nome de Laboratório já existente</w:t>
+      </w:r>
+    </w:p>
+    <w:p>
+      <w:pPr>
+        <w:spacing w:after="40"/>
+      </w:pPr>
+      <w:r>
+        <w:rPr>
+          <w:b w:val="on"/>
+          <w:sz w:val="20"/>
+        </w:rPr>
+        <w:t xml:space="preserve">Preconditions: </w:t>
+      </w:r>
+      <w:r>
+        <w:rPr>
+          <w:sz w:val="20"/>
+        </w:rPr>
+        <w:t>Estar logado como super administrador</w:t>
+      </w:r>
+    </w:p>
+    <w:p>
+      <w:pPr>
+        <w:spacing w:after="40"/>
+      </w:pPr>
+      <w:r>
+        <w:rPr>
+          <w:b w:val="on"/>
+          <w:sz w:val="20"/>
+        </w:rPr>
+        <w:t xml:space="preserve">Postconditions: </w:t>
+      </w:r>
+      <w:r>
+        <w:rPr>
+          <w:sz w:val="20"/>
+        </w:rPr>
+        <w:t/>
+      </w:r>
+    </w:p>
+    <w:tbl>
+      <w:tblPr>
+        <w:tblW w:w="5000" w:type="pct"/>
+        <w:tblBorders>
+          <w:top w:val="single"/>
+          <w:left w:val="single"/>
+          <w:bottom w:val="single"/>
+          <w:right w:val="single"/>
+          <w:insideH w:val="single"/>
+          <w:insideV w:val="single"/>
+        </w:tblBorders>
+      </w:tblPr>
+      <w:tr>
+        <w:tc>
+          <w:tcPr>
+            <w:tcW w:w="1200" w:type="dxa"/>
+            <w:shd w:color="auto" w:val="clear" w:fill="2B6CB0"/>
+          </w:tcPr>
+          <w:p>
+            <w:pPr>
+              <w:jc w:val="left"/>
+            </w:pPr>
+            <w:r>
+              <w:rPr>
+                <w:b w:val="on"/>
+                <w:sz w:val="20"/>
+                <w:color w:val="FFFFFF"/>
+              </w:rPr>
+              <w:t>Step #</w:t>
+            </w:r>
+          </w:p>
+        </w:tc>
+        <w:tc>
+          <w:tcPr>
+            <w:tcW w:w="4500" w:type="dxa"/>
+            <w:shd w:color="auto" w:val="clear" w:fill="2B6CB0"/>
+          </w:tcPr>
+          <w:p>
+            <w:pPr>
+              <w:jc w:val="left"/>
+            </w:pPr>
+            <w:r>
+              <w:rPr>
+                <w:b w:val="on"/>
+                <w:sz w:val="20"/>
+                <w:color w:val="FFFFFF"/>
+              </w:rPr>
+              <w:t>Actor Action</w:t>
+            </w:r>
+          </w:p>
+        </w:tc>
+        <w:tc>
+          <w:tcPr>
+            <w:tcW w:w="4500" w:type="dxa"/>
+            <w:shd w:color="auto" w:val="clear" w:fill="2B6CB0"/>
+          </w:tcPr>
+          <w:p>
+            <w:pPr>
+              <w:jc w:val="left"/>
+            </w:pPr>
+            <w:r>
+              <w:rPr>
+                <w:b w:val="on"/>
+                <w:sz w:val="20"/>
+                <w:color w:val="FFFFFF"/>
+              </w:rPr>
+              <w:t>Expected Result (System)</w:t>
+            </w:r>
+          </w:p>
+        </w:tc>
+      </w:tr>
+      <w:tr>
+        <w:tc>
+          <w:p>
+            <w:r>
+              <w:rPr>
+                <w:sz w:val="18"/>
+              </w:rPr>
+              <w:t>1</w:t>
+            </w:r>
+          </w:p>
+        </w:tc>
+        <w:tc>
+          <w:p>
+            <w:r>
+              <w:rPr>
+                <w:sz w:val="18"/>
+              </w:rPr>
+              <w:t>superAdmin: seleciona opção 'Laboratories' no menu Settings</w:t>
+            </w:r>
+          </w:p>
+        </w:tc>
+        <w:tc>
+          <w:p>
+            <w:r>
+              <w:rPr>
+                <w:sz w:val="18"/>
+              </w:rPr>
+              <w:t>SYSTEM exibe lista de laboratórios</w:t>
+            </w:r>
+          </w:p>
+        </w:tc>
+      </w:tr>
+      <w:tr>
+        <w:tc>
+          <w:p>
+            <w:r>
+              <w:rPr>
+                <w:sz w:val="18"/>
+              </w:rPr>
+              <w:t>2</w:t>
+            </w:r>
+          </w:p>
+        </w:tc>
+        <w:tc>
+          <w:p>
+            <w:r>
+              <w:rPr>
+                <w:sz w:val="18"/>
+              </w:rPr>
+              <w:t>superAdmin: seleciona o botão 'Create Laboratories', situado no lado direito inferior da tela</w:t>
             </w:r>
           </w:p>
         </w:tc>
